--- a/docs/legal/2026-09-08/deliverables/05_Правила_рекомендаций.docx
+++ b/docs/legal/2026-09-08/deliverables/05_Правила_рекомендаций.docx
@@ -30,7 +30,7 @@
     </w:p>
     <w:p>
       <w:r>
-        <w:t xml:space="preserve">Владелец ресурса — Захаров Матвей Владимирович, ИНН 471803649801. Электронная почта для юридически значимых сообщений и обращений о рекомендациях: support@sportsearch.shop. Адрес: 187420, Россия, г. Сясьстрой, ул. Космонавтов, д. 8, кв. 15. Ресурсы: </w:t>
+        <w:t xml:space="preserve">Владелец ресурса — индивидуальный предприниматель Захаров Матвей Владимирович, ИНН 471803649801, ОГРНИП 326470400131678. Электронная почта для юридически значимых сообщений и обращений о рекомендациях: support@sportsearch.shop. Адрес: 187420, Россия, г. Сясьстрой, ул. Космонавтов, д. 8, кв. 15. Ресурсы: </w:t>
       </w:r>
       <w:hyperlink r:id="rId11">
         <w:r>
